--- a/paper/revision_r1/manuscript_revised_highlighted.docx
+++ b/paper/revision_r1/manuscript_revised_highlighted.docx
@@ -2135,6 +2135,8 @@
       </w:tblGrid>
       <w:tr>
         <w:trPr>
+          <w:tblHeader/>
+          <w:cantSplit/>
           <w:tblHeader w:val="on"/>
         </w:trPr>
         <w:tc>
@@ -2183,6 +2185,9 @@
         </w:tc>
       </w:tr>
       <w:tr>
+        <w:trPr>
+          <w:cantSplit/>
+        </w:trPr>
         <w:tc>
           <w:tcPr/>
           <w:p>
@@ -2287,6 +2292,9 @@
         </w:tc>
       </w:tr>
       <w:tr>
+        <w:trPr>
+          <w:cantSplit/>
+        </w:trPr>
         <w:tc>
           <w:tcPr/>
           <w:p>
@@ -2373,6 +2381,9 @@
         </w:tc>
       </w:tr>
       <w:tr>
+        <w:trPr>
+          <w:cantSplit/>
+        </w:trPr>
         <w:tc>
           <w:tcPr/>
           <w:p>
@@ -2465,6 +2476,9 @@
         </w:tc>
       </w:tr>
       <w:tr>
+        <w:trPr>
+          <w:cantSplit/>
+        </w:trPr>
         <w:tc>
           <w:tcPr/>
           <w:p>
@@ -2609,6 +2623,9 @@
         </w:tc>
       </w:tr>
       <w:tr>
+        <w:trPr>
+          <w:cantSplit/>
+        </w:trPr>
         <w:tc>
           <w:tcPr/>
           <w:p>
@@ -2752,6 +2769,9 @@
         </w:tc>
       </w:tr>
       <w:tr>
+        <w:trPr>
+          <w:cantSplit/>
+        </w:trPr>
         <w:tc>
           <w:tcPr/>
           <w:p>
@@ -6341,6 +6361,8 @@
       </w:tblGrid>
       <w:tr>
         <w:trPr>
+          <w:tblHeader/>
+          <w:cantSplit/>
           <w:tblHeader w:val="on"/>
         </w:trPr>
         <w:tc>
@@ -6447,6 +6469,9 @@
         </w:tc>
       </w:tr>
       <w:tr>
+        <w:trPr>
+          <w:cantSplit/>
+        </w:trPr>
         <w:tc>
           <w:tcPr/>
           <w:p>
@@ -6518,6 +6543,9 @@
         </w:tc>
       </w:tr>
       <w:tr>
+        <w:trPr>
+          <w:cantSplit/>
+        </w:trPr>
         <w:tc>
           <w:tcPr/>
           <w:p>
@@ -6589,6 +6617,9 @@
         </w:tc>
       </w:tr>
       <w:tr>
+        <w:trPr>
+          <w:cantSplit/>
+        </w:trPr>
         <w:tc>
           <w:tcPr/>
           <w:p>
@@ -6667,6 +6698,9 @@
         </w:tc>
       </w:tr>
       <w:tr>
+        <w:trPr>
+          <w:cantSplit/>
+        </w:trPr>
         <w:tc>
           <w:tcPr/>
           <w:p>
@@ -6738,6 +6772,9 @@
         </w:tc>
       </w:tr>
       <w:tr>
+        <w:trPr>
+          <w:cantSplit/>
+        </w:trPr>
         <w:tc>
           <w:tcPr/>
           <w:p>
@@ -6813,6 +6850,9 @@
         </w:tc>
       </w:tr>
       <w:tr>
+        <w:trPr>
+          <w:cantSplit/>
+        </w:trPr>
         <w:tc>
           <w:tcPr/>
           <w:p>
@@ -8161,6 +8201,8 @@
       </w:tblGrid>
       <w:tr>
         <w:trPr>
+          <w:tblHeader/>
+          <w:cantSplit/>
           <w:tblHeader w:val="on"/>
         </w:trPr>
         <w:tc>
@@ -8294,6 +8336,9 @@
         </w:tc>
       </w:tr>
       <w:tr>
+        <w:trPr>
+          <w:cantSplit/>
+        </w:trPr>
         <w:tc>
           <w:tcPr/>
           <w:p>
@@ -8362,6 +8407,9 @@
         </w:tc>
       </w:tr>
       <w:tr>
+        <w:trPr>
+          <w:cantSplit/>
+        </w:trPr>
         <w:tc>
           <w:tcPr/>
           <w:p>
@@ -8430,6 +8478,9 @@
         </w:tc>
       </w:tr>
       <w:tr>
+        <w:trPr>
+          <w:cantSplit/>
+        </w:trPr>
         <w:tc>
           <w:tcPr/>
           <w:p>
@@ -8498,6 +8549,9 @@
         </w:tc>
       </w:tr>
       <w:tr>
+        <w:trPr>
+          <w:cantSplit/>
+        </w:trPr>
         <w:tc>
           <w:tcPr/>
           <w:p>
@@ -8566,6 +8620,9 @@
         </w:tc>
       </w:tr>
       <w:tr>
+        <w:trPr>
+          <w:cantSplit/>
+        </w:trPr>
         <w:tc>
           <w:tcPr/>
           <w:p>
@@ -8634,6 +8691,9 @@
         </w:tc>
       </w:tr>
       <w:tr>
+        <w:trPr>
+          <w:cantSplit/>
+        </w:trPr>
         <w:tc>
           <w:tcPr/>
           <w:p>
@@ -8702,6 +8762,9 @@
         </w:tc>
       </w:tr>
       <w:tr>
+        <w:trPr>
+          <w:cantSplit/>
+        </w:trPr>
         <w:tc>
           <w:tcPr/>
           <w:p>
@@ -9221,6 +9284,8 @@
       </w:tblGrid>
       <w:tr>
         <w:trPr>
+          <w:tblHeader/>
+          <w:cantSplit/>
           <w:tblHeader w:val="on"/>
         </w:trPr>
         <w:tc>
@@ -9269,6 +9334,9 @@
         </w:tc>
       </w:tr>
       <w:tr>
+        <w:trPr>
+          <w:cantSplit/>
+        </w:trPr>
         <w:tc>
           <w:tcPr/>
           <w:p>
@@ -9387,6 +9455,9 @@
         </w:tc>
       </w:tr>
       <w:tr>
+        <w:trPr>
+          <w:cantSplit/>
+        </w:trPr>
         <w:tc>
           <w:tcPr/>
           <w:p>
@@ -9505,6 +9576,9 @@
         </w:tc>
       </w:tr>
       <w:tr>
+        <w:trPr>
+          <w:cantSplit/>
+        </w:trPr>
         <w:tc>
           <w:tcPr/>
           <w:p>
@@ -9623,6 +9697,9 @@
         </w:tc>
       </w:tr>
       <w:tr>
+        <w:trPr>
+          <w:cantSplit/>
+        </w:trPr>
         <w:tc>
           <w:tcPr/>
           <w:p>
@@ -9741,6 +9818,9 @@
         </w:tc>
       </w:tr>
       <w:tr>
+        <w:trPr>
+          <w:cantSplit/>
+        </w:trPr>
         <w:tc>
           <w:tcPr/>
           <w:p>
@@ -9859,6 +9939,9 @@
         </w:tc>
       </w:tr>
       <w:tr>
+        <w:trPr>
+          <w:cantSplit/>
+        </w:trPr>
         <w:tc>
           <w:tcPr/>
           <w:p>
@@ -9977,6 +10060,9 @@
         </w:tc>
       </w:tr>
       <w:tr>
+        <w:trPr>
+          <w:cantSplit/>
+        </w:trPr>
         <w:tc>
           <w:tcPr/>
           <w:p>
